--- a/electron/Montagebericht_TEST.docx
+++ b/electron/Montagebericht_TEST.docx
@@ -194,7 +194,7 @@
                 <w:szCs w:val="24"/>
                 <w:lang w:val="de-DE"/>
               </w:rPr>
-              <w:t xml:space="preserve">TEST-KUNDE GmbH</w:t>
+              <w:t xml:space="preserve">TEST</w:t>
             </w:r>
             <w:proofErr w:type="spellStart"/>
             <w:r>
@@ -253,7 +253,7 @@
               <w:t xml:space="preserve"> </w:t>
             </w:r>
             <w:r>
-              <w:t xml:space="preserve">Spedition Müller</w:t>
+              <w:t xml:space="preserve">-</w:t>
             </w:r>
             <w:proofErr w:type="spellStart"/>
             <w:r>
@@ -323,7 +323,7 @@
                 <w:szCs w:val="24"/>
                 <w:lang w:val="de-DE"/>
               </w:rPr>
-              <w:t xml:space="preserve">Projekt 12345</w:t>
+              <w:t xml:space="preserve">Projekt</w:t>
             </w:r>
             <w:proofErr w:type="spellStart"/>
             <w:r>
@@ -445,7 +445,7 @@
           </w:tcPr>
           <w:p>
             <w:r>
-              <w:t xml:space="preserve">FN-001, FN-002</w:t>
+              <w:t xml:space="preserve">-</w:t>
             </w:r>
           </w:p>
         </w:tc>
@@ -497,7 +497,7 @@
               </w:rPr>
             </w:pPr>
             <w:r>
-              <w:t xml:space="preserve">Max Mustermann</w:t>
+              <w:t xml:space="preserve">-</w:t>
             </w:r>
             <w:proofErr w:type="spellStart"/>
             <w:r>
@@ -560,7 +560,7 @@
               </w:rPr>
             </w:pPr>
             <w:r>
-              <w:t xml:space="preserve">Anna Schmidt</w:t>
+              <w:t xml:space="preserve">-</w:t>
             </w:r>
             <w:proofErr w:type="spellStart"/>
             <w:r>
@@ -623,7 +623,7 @@
               </w:rPr>
             </w:pPr>
             <w:r>
-              <w:t xml:space="preserve">Wartung und Kalibrierung</w:t>
+              <w:t xml:space="preserve">-</w:t>
             </w:r>
             <w:proofErr w:type="spellStart"/>
             <w:r>
@@ -659,6 +659,7 @@
         </w:rPr>
       </w:pPr>
     </w:p>
+    {{-w:tbl fabrikationsnummern}}
     <w:tbl>
       <w:tblPr>
         <w:tblStyle w:val="Tabellenraster"/>
@@ -669,7 +670,6 @@
         <w:gridCol w:w="3353"/>
         <w:gridCol w:w="3353"/>
         <w:gridCol w:w="3354"/>
-        <w:gridCol w:w="3000"/>
       </w:tblGrid>
       <w:tr>
         <w:trPr>
@@ -686,7 +686,6 @@
               <w:ind w:left="0"/>
               <w:rPr>
                 <w:rFonts w:asciiTheme="minorHAnsi" w:hAnsiTheme="minorHAnsi" w:cs="Arial"/>
-                <w:b/>
                 <w:sz w:val="22"/>
                 <w:szCs w:val="22"/>
                 <w:lang w:val="de-DE"/>
@@ -702,6 +701,7 @@
               </w:rPr>
               <w:t>FN.</w:t>
             </w:r>
+            <w:proofErr w:type="gramStart"/>
             <w:r>
               <w:rPr>
                 <w:rFonts w:asciiTheme="minorHAnsi" w:hAnsiTheme="minorHAnsi" w:cs="Arial"/>
@@ -711,6 +711,39 @@
                 <w:lang w:val="de-DE"/>
               </w:rPr>
               <w:t>:</w:t>
+            </w:r>
+            <w:r>
+              <w:rPr>
+                <w:rFonts w:asciiTheme="minorHAnsi" w:hAnsiTheme="minorHAnsi" w:cs="Arial"/>
+                <w:sz w:val="22"/>
+                <w:szCs w:val="22"/>
+                <w:lang w:val="de-DE"/>
+              </w:rPr>
+              <w:t xml:space="preserve"> </w:t>
+            </w:r>
+            <w:r>
+              <w:rPr>
+                <w:rFonts w:asciiTheme="minorHAnsi" w:hAnsiTheme="minorHAnsi" w:cs="Arial"/>
+                <w:sz w:val="22"/>
+                <w:szCs w:val="22"/>
+                <w:lang w:val="de-DE"/>
+              </w:rPr>
+              <w:t xml:space="preserve"> </w:t>
+            </w:r>
+            <w:r>
+              <w:t xml:space="preserve">undefined</w:t>
+            </w:r>
+            <w:proofErr w:type="gramEnd"/>
+            <w:r>
+              <w:t/>
+            </w:r>
+            <w:proofErr w:type="spellStart"/>
+            <w:r>
+              <w:t/>
+            </w:r>
+            <w:proofErr w:type="spellEnd"/>
+            <w:r>
+              <w:t/>
             </w:r>
           </w:p>
         </w:tc>
@@ -739,7 +772,43 @@
                 <w:szCs w:val="22"/>
                 <w:lang w:val="de-DE"/>
               </w:rPr>
-              <w:t>Type:</w:t>
+              <w:t>Type</w:t>
+            </w:r>
+            <w:proofErr w:type="gramStart"/>
+            <w:r>
+              <w:rPr>
+                <w:rFonts w:asciiTheme="minorHAnsi" w:hAnsiTheme="minorHAnsi" w:cs="Arial"/>
+                <w:b/>
+                <w:sz w:val="22"/>
+                <w:szCs w:val="22"/>
+                <w:lang w:val="de-DE"/>
+              </w:rPr>
+              <w:t>:</w:t>
+            </w:r>
+            <w:r>
+              <w:rPr>
+                <w:rFonts w:asciiTheme="minorHAnsi" w:hAnsiTheme="minorHAnsi" w:cs="Arial"/>
+                <w:sz w:val="22"/>
+                <w:szCs w:val="22"/>
+                <w:lang w:val="de-DE"/>
+              </w:rPr>
+              <w:t xml:space="preserve"> </w:t>
+            </w:r>
+            <w:r>
+              <w:rPr>
+                <w:rFonts w:asciiTheme="minorHAnsi" w:hAnsiTheme="minorHAnsi" w:cs="Arial"/>
+                <w:sz w:val="22"/>
+                <w:szCs w:val="22"/>
+                <w:lang w:val="de-DE"/>
+              </w:rPr>
+              <w:t xml:space="preserve"> </w:t>
+            </w:r>
+            <w:r>
+              <w:t xml:space="preserve">undefined</w:t>
+            </w:r>
+            <w:proofErr w:type="gramEnd"/>
+            <w:r>
+              <w:t/>
             </w:r>
           </w:p>
         </w:tc>
@@ -754,12 +823,12 @@
               <w:ind w:left="0"/>
               <w:rPr>
                 <w:rFonts w:asciiTheme="minorHAnsi" w:hAnsiTheme="minorHAnsi" w:cs="Arial"/>
-                <w:b/>
                 <w:sz w:val="22"/>
                 <w:szCs w:val="22"/>
                 <w:lang w:val="de-DE"/>
               </w:rPr>
             </w:pPr>
+            <w:proofErr w:type="spellStart"/>
             <w:r>
               <w:rPr>
                 <w:rFonts w:asciiTheme="minorHAnsi" w:hAnsiTheme="minorHAnsi" w:cs="Arial"/>
@@ -768,19 +837,10 @@
                 <w:szCs w:val="22"/>
                 <w:lang w:val="de-DE"/>
               </w:rPr>
-              <w:t>Pos.Nr.:</w:t>
-            </w:r>
-          </w:p>
-        </w:tc>
-        <w:tc>
-          <w:tcPr>
-            <w:tcW w:w="3000" w:type="dxa"/>
-            <w:vAlign w:val="center"/>
-          </w:tcPr>
-          <w:p w14:paraId="BEM1">
-            <w:pPr>
-              <w:pStyle w:val="Listenabsatz"/>
-              <w:ind w:left="0"/>
+              <w:t>Pos.Nr</w:t>
+            </w:r>
+            <w:proofErr w:type="spellEnd"/>
+            <w:r>
               <w:rPr>
                 <w:rFonts w:asciiTheme="minorHAnsi" w:hAnsiTheme="minorHAnsi" w:cs="Arial"/>
                 <w:b/>
@@ -788,16 +848,33 @@
                 <w:szCs w:val="22"/>
                 <w:lang w:val="de-DE"/>
               </w:rPr>
-            </w:pPr>
+              <w:t>.:</w:t>
+            </w:r>
+            <w:proofErr w:type="gramStart"/>
             <w:r>
               <w:rPr>
                 <w:rFonts w:asciiTheme="minorHAnsi" w:hAnsiTheme="minorHAnsi" w:cs="Arial"/>
-                <w:b/>
                 <w:sz w:val="22"/>
                 <w:szCs w:val="22"/>
                 <w:lang w:val="de-DE"/>
               </w:rPr>
-              <w:t>Bemerkungen:</w:t>
+              <w:t xml:space="preserve">  </w:t>
+            </w:r>
+            <w:r>
+              <w:rPr>
+                <w:rFonts w:asciiTheme="minorHAnsi" w:hAnsiTheme="minorHAnsi" w:cs="Arial"/>
+                <w:sz w:val="22"/>
+                <w:szCs w:val="22"/>
+                <w:lang w:val="de-DE"/>
+              </w:rPr>
+              <w:t xml:space="preserve"> </w:t>
+            </w:r>
+            <w:r>
+              <w:t xml:space="preserve">undefined</w:t>
+            </w:r>
+            <w:proofErr w:type="gramEnd"/>
+            <w:r>
+              <w:t/>
             </w:r>
           </w:p>
         </w:tc>
@@ -808,217 +885,36 @@
         </w:trPr>
         <w:tc>
           <w:tcPr>
-            <w:tcW w:w="3353" w:type="dxa"/>
-            <w:vAlign w:val="center"/>
+            <w:tcW w:w="10060" w:type="dxa"/>
+            <w:gridSpan w:val="3"/>
           </w:tcPr>
+          {{#textbausteine}}
           <w:p>
             <w:pPr>
               <w:pStyle w:val="Listenabsatz"/>
-              <w:ind w:left="0"/>
+              <w:numPr>
+                <w:ilvl w:val="0"/>
+                <w:numId w:val="23"/>
+              </w:numPr>
               <w:rPr>
                 <w:rFonts w:asciiTheme="minorHAnsi" w:hAnsiTheme="minorHAnsi" w:cs="Arial"/>
-                <w:sz w:val="22"/>
-                <w:szCs w:val="22"/>
                 <w:lang w:val="de-DE"/>
               </w:rPr>
             </w:pPr>
             <w:r>
               <w:rPr>
                 <w:rFonts w:asciiTheme="minorHAnsi" w:hAnsiTheme="minorHAnsi" w:cs="Arial"/>
-                <w:sz w:val="22"/>
-                <w:szCs w:val="22"/>
-                <w:lang w:val="de-DE"/>
-              </w:rPr>
-              <w:t xml:space="preserve">FN-001</w:t>
+                <w:lang w:val="de-DE"/>
+              </w:rPr>
+              <w:t xml:space="preserve">undefined</w:t>
             </w:r>
           </w:p>
-        </w:tc>
-        <w:tc>
-          <w:tcPr>
-            <w:tcW w:w="3353" w:type="dxa"/>
-            <w:vAlign w:val="center"/>
-          </w:tcPr>
-          <w:p>
-            <w:pPr>
-              <w:pStyle w:val="Listenabsatz"/>
-              <w:ind w:left="0"/>
-              <w:rPr>
-                <w:rFonts w:asciiTheme="minorHAnsi" w:hAnsiTheme="minorHAnsi" w:cs="Arial"/>
-                <w:sz w:val="22"/>
-                <w:szCs w:val="22"/>
-                <w:lang w:val="de-DE"/>
-              </w:rPr>
-            </w:pPr>
-            <w:r>
-              <w:rPr>
-                <w:rFonts w:asciiTheme="minorHAnsi" w:hAnsiTheme="minorHAnsi" w:cs="Arial"/>
-                <w:sz w:val="22"/>
-                <w:szCs w:val="22"/>
-                <w:lang w:val="de-DE"/>
-              </w:rPr>
-              <w:t xml:space="preserve">Waage</w:t>
-            </w:r>
-          </w:p>
-        </w:tc>
-        <w:tc>
-          <w:tcPr>
-            <w:tcW w:w="3354" w:type="dxa"/>
-            <w:vAlign w:val="center"/>
-          </w:tcPr>
-          <w:p>
-            <w:pPr>
-              <w:pStyle w:val="Listenabsatz"/>
-              <w:ind w:left="0"/>
-              <w:rPr>
-                <w:rFonts w:asciiTheme="minorHAnsi" w:hAnsiTheme="minorHAnsi" w:cs="Arial"/>
-                <w:sz w:val="22"/>
-                <w:szCs w:val="22"/>
-                <w:lang w:val="de-DE"/>
-              </w:rPr>
-            </w:pPr>
-            <w:r>
-              <w:rPr>
-                <w:rFonts w:asciiTheme="minorHAnsi" w:hAnsiTheme="minorHAnsi" w:cs="Arial"/>
-                <w:sz w:val="22"/>
-                <w:szCs w:val="22"/>
-                <w:lang w:val="de-DE"/>
-              </w:rPr>
-              <w:t xml:space="preserve">1</w:t>
-            </w:r>
-          </w:p>
-        </w:tc>
-        <w:tc>
-          <w:tcPr>
-            <w:tcW w:w="3000" w:type="dxa"/>
-            <w:vAlign w:val="top"/>
-          </w:tcPr>
-          <w:p>
-            <w:pPr>
-              <w:pStyle w:val="Listenabsatz"/>
-              <w:rPr>
-                <w:rFonts w:asciiTheme="minorHAnsi" w:hAnsiTheme="minorHAnsi" w:cs="Arial"/>
-                <w:lang w:val="de-DE"/>
-              </w:rPr>
-            </w:pPr>
-            <w:r>
-              <w:rPr>
-                <w:rFonts w:asciiTheme="minorHAnsi" w:hAnsiTheme="minorHAnsi" w:cs="Arial"/>
-                <w:lang w:val="de-DE"/>
-              </w:rPr>
-              <w:t xml:space="preserve">Montage durchgeführt.</w:t>
-            </w:r>
-          </w:p>
-        </w:tc>
-      </w:tr>
-      <w:tr>
-        <w:trPr>
-          <w:trHeight w:val="1134"/>
-        </w:trPr>
-        <w:tc>
-          <w:tcPr>
-            <w:tcW w:w="3353" w:type="dxa"/>
-            <w:vAlign w:val="center"/>
-          </w:tcPr>
-          <w:p>
-            <w:pPr>
-              <w:pStyle w:val="Listenabsatz"/>
-              <w:ind w:left="0"/>
-              <w:rPr>
-                <w:rFonts w:asciiTheme="minorHAnsi" w:hAnsiTheme="minorHAnsi" w:cs="Arial"/>
-                <w:sz w:val="22"/>
-                <w:szCs w:val="22"/>
-                <w:lang w:val="de-DE"/>
-              </w:rPr>
-            </w:pPr>
-            <w:r>
-              <w:rPr>
-                <w:rFonts w:asciiTheme="minorHAnsi" w:hAnsiTheme="minorHAnsi" w:cs="Arial"/>
-                <w:sz w:val="22"/>
-                <w:szCs w:val="22"/>
-                <w:lang w:val="de-DE"/>
-              </w:rPr>
-              <w:t xml:space="preserve">FN-002</w:t>
-            </w:r>
-          </w:p>
-        </w:tc>
-        <w:tc>
-          <w:tcPr>
-            <w:tcW w:w="3353" w:type="dxa"/>
-            <w:vAlign w:val="center"/>
-          </w:tcPr>
-          <w:p>
-            <w:pPr>
-              <w:pStyle w:val="Listenabsatz"/>
-              <w:ind w:left="0"/>
-              <w:rPr>
-                <w:rFonts w:asciiTheme="minorHAnsi" w:hAnsiTheme="minorHAnsi" w:cs="Arial"/>
-                <w:sz w:val="22"/>
-                <w:szCs w:val="22"/>
-                <w:lang w:val="de-DE"/>
-              </w:rPr>
-            </w:pPr>
-            <w:r>
-              <w:rPr>
-                <w:rFonts w:asciiTheme="minorHAnsi" w:hAnsiTheme="minorHAnsi" w:cs="Arial"/>
-                <w:sz w:val="22"/>
-                <w:szCs w:val="22"/>
-                <w:lang w:val="de-DE"/>
-              </w:rPr>
-              <w:t xml:space="preserve">Waage</w:t>
-            </w:r>
-          </w:p>
-        </w:tc>
-        <w:tc>
-          <w:tcPr>
-            <w:tcW w:w="3354" w:type="dxa"/>
-            <w:vAlign w:val="center"/>
-          </w:tcPr>
-          <w:p>
-            <w:pPr>
-              <w:pStyle w:val="Listenabsatz"/>
-              <w:ind w:left="0"/>
-              <w:rPr>
-                <w:rFonts w:asciiTheme="minorHAnsi" w:hAnsiTheme="minorHAnsi" w:cs="Arial"/>
-                <w:sz w:val="22"/>
-                <w:szCs w:val="22"/>
-                <w:lang w:val="de-DE"/>
-              </w:rPr>
-            </w:pPr>
-            <w:r>
-              <w:rPr>
-                <w:rFonts w:asciiTheme="minorHAnsi" w:hAnsiTheme="minorHAnsi" w:cs="Arial"/>
-                <w:sz w:val="22"/>
-                <w:szCs w:val="22"/>
-                <w:lang w:val="de-DE"/>
-              </w:rPr>
-              <w:t xml:space="preserve">2</w:t>
-            </w:r>
-          </w:p>
-        </w:tc>
-        <w:tc>
-          <w:tcPr>
-            <w:tcW w:w="3000" w:type="dxa"/>
-            <w:vAlign w:val="top"/>
-          </w:tcPr>
-          <w:p>
-            <w:pPr>
-              <w:pStyle w:val="Listenabsatz"/>
-              <w:rPr>
-                <w:rFonts w:asciiTheme="minorHAnsi" w:hAnsiTheme="minorHAnsi" w:cs="Arial"/>
-                <w:lang w:val="de-DE"/>
-              </w:rPr>
-            </w:pPr>
-            <w:r>
-              <w:rPr>
-                <w:rFonts w:asciiTheme="minorHAnsi" w:hAnsiTheme="minorHAnsi" w:cs="Arial"/>
-                <w:lang w:val="de-DE"/>
-              </w:rPr>
-              <w:t xml:space="preserve">Inbetriebnahme OK.</w:t>
-            </w:r>
-          </w:p>
+          {{/textbausteine}}
         </w:tc>
       </w:tr>
     </w:tbl>
+    <w:p/>
+    {{/fabrikationsnummern}}
     <w:p>
       <w:pPr>
         <w:pStyle w:val="Listenabsatz"/>
@@ -1087,7 +983,7 @@
         </w:rPr>
       </w:pPr>
       <w:r>
-        <w:t xml:space="preserve">Alles in Ordnung.</w:t>
+        <w:t xml:space="preserve">-</w:t>
       </w:r>
       <w:proofErr w:type="spellStart"/>
       <w:r>
